--- a/klagomål/A 24631-2024 FSC-klagomål.docx
+++ b/klagomål/A 24631-2024 FSC-klagomål.docx
@@ -694,7 +694,7 @@
     <w:r>
       <w:tab/>
       <w:tab/>
-      <w:t>2025-06-13</w:t>
+      <w:t>2025-06-15</w:t>
       <w:br/>
       <w:br/>
     </w:r>

--- a/klagomål/A 24631-2024 FSC-klagomål.docx
+++ b/klagomål/A 24631-2024 FSC-klagomål.docx
@@ -694,7 +694,7 @@
     <w:r>
       <w:tab/>
       <w:tab/>
-      <w:t>2025-06-15</w:t>
+      <w:t>2025-06-16</w:t>
       <w:br/>
       <w:br/>
     </w:r>

--- a/klagomål/A 24631-2024 FSC-klagomål.docx
+++ b/klagomål/A 24631-2024 FSC-klagomål.docx
@@ -694,7 +694,7 @@
     <w:r>
       <w:tab/>
       <w:tab/>
-      <w:t>2025-06-16</w:t>
+      <w:t>2025-06-17</w:t>
       <w:br/>
       <w:br/>
     </w:r>

--- a/klagomål/A 24631-2024 FSC-klagomål.docx
+++ b/klagomål/A 24631-2024 FSC-klagomål.docx
@@ -694,7 +694,7 @@
     <w:r>
       <w:tab/>
       <w:tab/>
-      <w:t>2025-06-17</w:t>
+      <w:t>2025-06-18</w:t>
       <w:br/>
       <w:br/>
     </w:r>

--- a/klagomål/A 24631-2024 FSC-klagomål.docx
+++ b/klagomål/A 24631-2024 FSC-klagomål.docx
@@ -694,7 +694,7 @@
     <w:r>
       <w:tab/>
       <w:tab/>
-      <w:t>2025-06-18</w:t>
+      <w:t>2025-06-19</w:t>
       <w:br/>
       <w:br/>
     </w:r>

--- a/klagomål/A 24631-2024 FSC-klagomål.docx
+++ b/klagomål/A 24631-2024 FSC-klagomål.docx
@@ -694,7 +694,7 @@
     <w:r>
       <w:tab/>
       <w:tab/>
-      <w:t>2025-06-19</w:t>
+      <w:t>2025-06-20</w:t>
       <w:br/>
       <w:br/>
     </w:r>

--- a/klagomål/A 24631-2024 FSC-klagomål.docx
+++ b/klagomål/A 24631-2024 FSC-klagomål.docx
@@ -694,7 +694,7 @@
     <w:r>
       <w:tab/>
       <w:tab/>
-      <w:t>2025-06-20</w:t>
+      <w:t>2025-06-21</w:t>
       <w:br/>
       <w:br/>
     </w:r>

--- a/klagomål/A 24631-2024 FSC-klagomål.docx
+++ b/klagomål/A 24631-2024 FSC-klagomål.docx
@@ -694,7 +694,7 @@
     <w:r>
       <w:tab/>
       <w:tab/>
-      <w:t>2025-06-21</w:t>
+      <w:t>2025-06-22</w:t>
       <w:br/>
       <w:br/>
     </w:r>

--- a/klagomål/A 24631-2024 FSC-klagomål.docx
+++ b/klagomål/A 24631-2024 FSC-klagomål.docx
@@ -694,7 +694,7 @@
     <w:r>
       <w:tab/>
       <w:tab/>
-      <w:t>2025-06-22</w:t>
+      <w:t>2025-06-23</w:t>
       <w:br/>
       <w:br/>
     </w:r>

--- a/klagomål/A 24631-2024 FSC-klagomål.docx
+++ b/klagomål/A 24631-2024 FSC-klagomål.docx
@@ -694,7 +694,7 @@
     <w:r>
       <w:tab/>
       <w:tab/>
-      <w:t>2025-06-23</w:t>
+      <w:t>2025-06-24</w:t>
       <w:br/>
       <w:br/>
     </w:r>

--- a/klagomål/A 24631-2024 FSC-klagomål.docx
+++ b/klagomål/A 24631-2024 FSC-klagomål.docx
@@ -694,7 +694,7 @@
     <w:r>
       <w:tab/>
       <w:tab/>
-      <w:t>2025-06-24</w:t>
+      <w:t>2025-06-25</w:t>
       <w:br/>
       <w:br/>
     </w:r>

--- a/klagomål/A 24631-2024 FSC-klagomål.docx
+++ b/klagomål/A 24631-2024 FSC-klagomål.docx
@@ -694,7 +694,7 @@
     <w:r>
       <w:tab/>
       <w:tab/>
-      <w:t>2025-06-25</w:t>
+      <w:t>2025-06-26</w:t>
       <w:br/>
       <w:br/>
     </w:r>

--- a/klagomål/A 24631-2024 FSC-klagomål.docx
+++ b/klagomål/A 24631-2024 FSC-klagomål.docx
@@ -191,7 +191,7 @@
     </w:p>
     <w:p>
       <w:r>
-        <w:t>I avverkningsanmälan har följande 6 naturvårdsarter hittats: björktrast (NT, §4), gulsparv (NT, §4), havsörn (NT, §4), smålom (NT, §4), gröngöling (§4) och grönsiska (§4). Av dessa är 4 rödlistade. För rödlistade arter har rödlistekategorin angivits inom parentes. För fridlysta arter anges även paragrafen i Artskyddsförordningen som arten är fridlyst enligt.</w:t>
+        <w:t>I avverkningsanmälan har följande 7 naturvårdsarter hittats: björktrast (NT, §4), gulsparv (NT, §4), havsörn (NT, §4), smålom (NT, §4), gröngöling (§4), grönsiska (§4) och nattskärra (§4). Av dessa är 4 rödlistade. För rödlistade arter har rödlistekategorin angivits inom parentes. För fridlysta arter anges även paragrafen i Artskyddsförordningen som arten är fridlyst enligt.</w:t>
       </w:r>
     </w:p>
     <w:p>
@@ -256,7 +256,7 @@
     </w:p>
     <w:p>
       <w:r>
-        <w:t>Följande fridlysta arter har sina livsmiljöer och växtplatser i den avverkningsanmälda skogen: björktrast (NT, §4), gulsparv (NT, §4), havsörn (NT, §4), smålom (NT, §4), gröngöling (§4) och grönsiska (§4).</w:t>
+        <w:t>Följande fridlysta arter har sina livsmiljöer och växtplatser i den avverkningsanmälda skogen: björktrast (NT, §4), gulsparv (NT, §4), havsörn (NT, §4), smålom (NT, §4), gröngöling (§4), grönsiska (§4) och nattskärra (§4).</w:t>
       </w:r>
     </w:p>
     <w:p>
@@ -379,7 +379,7 @@
         <w:rPr>
           <w:i/>
         </w:rPr>
-        <w:t>I det avverkningsanmälda skogsområdet har 6 naturvårdsarter varav 4 rödlistade arter sina livsmiljöer och växtplatser.</w:t>
+        <w:t>I det avverkningsanmälda skogsområdet har 7 naturvårdsarter varav 4 rödlistade arter sina livsmiljöer och växtplatser.</w:t>
       </w:r>
     </w:p>
     <w:p>
@@ -694,7 +694,7 @@
     <w:r>
       <w:tab/>
       <w:tab/>
-      <w:t>2025-06-26</w:t>
+      <w:t>2025-06-27</w:t>
       <w:br/>
       <w:br/>
     </w:r>

--- a/klagomål/A 24631-2024 FSC-klagomål.docx
+++ b/klagomål/A 24631-2024 FSC-klagomål.docx
@@ -694,7 +694,7 @@
     <w:r>
       <w:tab/>
       <w:tab/>
-      <w:t>2025-06-27</w:t>
+      <w:t>2025-06-28</w:t>
       <w:br/>
       <w:br/>
     </w:r>

--- a/klagomål/A 24631-2024 FSC-klagomål.docx
+++ b/klagomål/A 24631-2024 FSC-klagomål.docx
@@ -694,7 +694,7 @@
     <w:r>
       <w:tab/>
       <w:tab/>
-      <w:t>2025-06-28</w:t>
+      <w:t>2025-06-29</w:t>
       <w:br/>
       <w:br/>
     </w:r>

--- a/klagomål/A 24631-2024 FSC-klagomål.docx
+++ b/klagomål/A 24631-2024 FSC-klagomål.docx
@@ -694,7 +694,7 @@
     <w:r>
       <w:tab/>
       <w:tab/>
-      <w:t>2025-06-29</w:t>
+      <w:t>2025-06-30</w:t>
       <w:br/>
       <w:br/>
     </w:r>

--- a/klagomål/A 24631-2024 FSC-klagomål.docx
+++ b/klagomål/A 24631-2024 FSC-klagomål.docx
@@ -694,7 +694,7 @@
     <w:r>
       <w:tab/>
       <w:tab/>
-      <w:t>2025-06-30</w:t>
+      <w:t>2025-07-01</w:t>
       <w:br/>
       <w:br/>
     </w:r>

--- a/klagomål/A 24631-2024 FSC-klagomål.docx
+++ b/klagomål/A 24631-2024 FSC-klagomål.docx
@@ -694,7 +694,7 @@
     <w:r>
       <w:tab/>
       <w:tab/>
-      <w:t>2025-07-01</w:t>
+      <w:t>2025-07-02</w:t>
       <w:br/>
       <w:br/>
     </w:r>

--- a/klagomål/A 24631-2024 FSC-klagomål.docx
+++ b/klagomål/A 24631-2024 FSC-klagomål.docx
@@ -694,7 +694,7 @@
     <w:r>
       <w:tab/>
       <w:tab/>
-      <w:t>2025-07-02</w:t>
+      <w:t>2025-07-03</w:t>
       <w:br/>
       <w:br/>
     </w:r>

--- a/klagomål/A 24631-2024 FSC-klagomål.docx
+++ b/klagomål/A 24631-2024 FSC-klagomål.docx
@@ -694,7 +694,7 @@
     <w:r>
       <w:tab/>
       <w:tab/>
-      <w:t>2025-07-03</w:t>
+      <w:t>2025-07-04</w:t>
       <w:br/>
       <w:br/>
     </w:r>

--- a/klagomål/A 24631-2024 FSC-klagomål.docx
+++ b/klagomål/A 24631-2024 FSC-klagomål.docx
@@ -694,7 +694,7 @@
     <w:r>
       <w:tab/>
       <w:tab/>
-      <w:t>2025-07-04</w:t>
+      <w:t>2025-07-05</w:t>
       <w:br/>
       <w:br/>
     </w:r>

--- a/klagomål/A 24631-2024 FSC-klagomål.docx
+++ b/klagomål/A 24631-2024 FSC-klagomål.docx
@@ -694,7 +694,7 @@
     <w:r>
       <w:tab/>
       <w:tab/>
-      <w:t>2025-07-05</w:t>
+      <w:t>2025-07-06</w:t>
       <w:br/>
       <w:br/>
     </w:r>

--- a/klagomål/A 24631-2024 FSC-klagomål.docx
+++ b/klagomål/A 24631-2024 FSC-klagomål.docx
@@ -694,7 +694,7 @@
     <w:r>
       <w:tab/>
       <w:tab/>
-      <w:t>2025-07-06</w:t>
+      <w:t>2025-07-07</w:t>
       <w:br/>
       <w:br/>
     </w:r>

--- a/klagomål/A 24631-2024 FSC-klagomål.docx
+++ b/klagomål/A 24631-2024 FSC-klagomål.docx
@@ -694,7 +694,7 @@
     <w:r>
       <w:tab/>
       <w:tab/>
-      <w:t>2025-07-07</w:t>
+      <w:t>2025-07-08</w:t>
       <w:br/>
       <w:br/>
     </w:r>

--- a/klagomål/A 24631-2024 FSC-klagomål.docx
+++ b/klagomål/A 24631-2024 FSC-klagomål.docx
@@ -694,7 +694,7 @@
     <w:r>
       <w:tab/>
       <w:tab/>
-      <w:t>2025-07-08</w:t>
+      <w:t>2025-07-09</w:t>
       <w:br/>
       <w:br/>
     </w:r>

--- a/klagomål/A 24631-2024 FSC-klagomål.docx
+++ b/klagomål/A 24631-2024 FSC-klagomål.docx
@@ -191,7 +191,7 @@
     </w:p>
     <w:p>
       <w:r>
-        <w:t>I avverkningsanmälan har följande 7 naturvårdsarter hittats: björktrast (NT, §4), gulsparv (NT, §4), havsörn (NT, §4), smålom (NT, §4), gröngöling (§4), grönsiska (§4) och nattskärra (§4). Av dessa är 4 rödlistade. För rödlistade arter har rödlistekategorin angivits inom parentes. För fridlysta arter anges även paragrafen i Artskyddsförordningen som arten är fridlyst enligt.</w:t>
+        <w:t>I avverkningsanmälan har följande 9 naturvårdsarter hittats: björktrast (NT, §4), gulsparv (NT, §4), havsörn (NT, §4), smålom (NT, §4), enkelbeckasin (§4), gröngöling (§4), grönsiska (§4), nattskärra (§4) och trana (§4). Av dessa är 4 rödlistade. För rödlistade arter har rödlistekategorin angivits inom parentes. För fridlysta arter anges även paragrafen i Artskyddsförordningen som arten är fridlyst enligt.</w:t>
       </w:r>
     </w:p>
     <w:p>
@@ -256,7 +256,7 @@
     </w:p>
     <w:p>
       <w:r>
-        <w:t>Följande fridlysta arter har sina livsmiljöer och växtplatser i den avverkningsanmälda skogen: björktrast (NT, §4), gulsparv (NT, §4), havsörn (NT, §4), smålom (NT, §4), gröngöling (§4), grönsiska (§4) och nattskärra (§4).</w:t>
+        <w:t>Följande fridlysta arter har sina livsmiljöer och växtplatser i den avverkningsanmälda skogen: björktrast (NT, §4), gulsparv (NT, §4), havsörn (NT, §4), smålom (NT, §4), enkelbeckasin (§4), gröngöling (§4), grönsiska (§4), nattskärra (§4) och trana (§4).</w:t>
       </w:r>
     </w:p>
     <w:p>
@@ -379,7 +379,7 @@
         <w:rPr>
           <w:i/>
         </w:rPr>
-        <w:t>I det avverkningsanmälda skogsområdet har 7 naturvårdsarter varav 4 rödlistade arter sina livsmiljöer och växtplatser.</w:t>
+        <w:t>I det avverkningsanmälda skogsområdet har 9 naturvårdsarter varav 4 rödlistade arter sina livsmiljöer och växtplatser.</w:t>
       </w:r>
     </w:p>
     <w:p>
@@ -694,7 +694,7 @@
     <w:r>
       <w:tab/>
       <w:tab/>
-      <w:t>2025-07-09</w:t>
+      <w:t>2025-07-11</w:t>
       <w:br/>
       <w:br/>
     </w:r>

--- a/klagomål/A 24631-2024 FSC-klagomål.docx
+++ b/klagomål/A 24631-2024 FSC-klagomål.docx
@@ -694,7 +694,7 @@
     <w:r>
       <w:tab/>
       <w:tab/>
-      <w:t>2025-07-11</w:t>
+      <w:t>2025-07-12</w:t>
       <w:br/>
       <w:br/>
     </w:r>

--- a/klagomål/A 24631-2024 FSC-klagomål.docx
+++ b/klagomål/A 24631-2024 FSC-klagomål.docx
@@ -694,7 +694,7 @@
     <w:r>
       <w:tab/>
       <w:tab/>
-      <w:t>2025-07-12</w:t>
+      <w:t>2025-07-13</w:t>
       <w:br/>
       <w:br/>
     </w:r>

--- a/klagomål/A 24631-2024 FSC-klagomål.docx
+++ b/klagomål/A 24631-2024 FSC-klagomål.docx
@@ -694,7 +694,7 @@
     <w:r>
       <w:tab/>
       <w:tab/>
-      <w:t>2025-07-13</w:t>
+      <w:t>2025-07-14</w:t>
       <w:br/>
       <w:br/>
     </w:r>

--- a/klagomål/A 24631-2024 FSC-klagomål.docx
+++ b/klagomål/A 24631-2024 FSC-klagomål.docx
@@ -787,7 +787,7 @@
     <w:r>
       <w:tab/>
       <w:tab/>
-      <w:t>2025-08-06</w:t>
+      <w:t>2025-08-09</w:t>
       <w:br/>
       <w:br/>
     </w:r>
